--- a/docs/didactics.docx
+++ b/docs/didactics.docx
@@ -56,6 +56,14 @@
       </w:pPr>
       <w:r>
         <w:t xml:space="preserve">Czech sources agree on working outwards from the index fingers: F and J first, then D and K, S and L, A and Ů, then G and H. The top row follows, then the bottom row, then capitals, and the accented letters on the number row last.</w:t>
+      </w:r>
+    </w:p>
+    <w:p>
+      <w:pPr>
+        <w:pStyle w:val="Normal"/>
+      </w:pPr>
+      <w:r>
+        <w:t xml:space="preserve">Within a row the pairing is symmetric, the same finger on both hands: E and I are the middle fingers, R and U the index fingers, W and O the ring fingers, Q and P the little fingers. A pair like that can then be drilled by alternating hands, which is the second stage of the drill. The number row with the diacritics is the exception: ěščřžýáíé sit side by side and are paired as neighbours, because the layout allows no symmetry there.</w:t>
       </w:r>
     </w:p>
     <w:p>

--- a/docs/didactics.docx
+++ b/docs/didactics.docx
@@ -63,7 +63,7 @@
         <w:pStyle w:val="Normal"/>
       </w:pPr>
       <w:r>
-        <w:t xml:space="preserve">Within a row the pairing is symmetric, the same finger on both hands: E and I are the middle fingers, R and U the index fingers, W and O the ring fingers, Q and P the little fingers. A pair like that can then be drilled by alternating hands, which is the second stage of the drill. The number row with the diacritics is the exception: ěščřžýáíé sit side by side and are paired as neighbours, because the layout allows no symmetry there.</w:t>
+        <w:t xml:space="preserve">Within a row the pairing is symmetric, the same finger on both hands: E and I are the middle fingers, R and U the index fingers, W and O the ring fingers, Q and P the little fingers. A pair like that can then be drilled by alternating hands, which is the second stage of the drill. The number row with the diacritics works the same way: Š and Á are the middle fingers, Č and Ý the index fingers, Ř and Ž their reach inwards, Ě and Í the ring fingers. Only É is left on its own, on the right little finger, because a plus sign faces it.</w:t>
       </w:r>
     </w:p>
     <w:p>
